--- a/NavEase-User-Guide.docx
+++ b/NavEase-User-Guide.docx
@@ -211,43 +211,158 @@
           <w:sz w:val="24"/>
           <w:szCs w:val="24"/>
         </w:rPr>
-        <w:t xml:space="preserve">The two tabs</w:t>
-      </w:r>
-    </w:p>
-    <w:p>
-      <w:pPr>
-        <w:pStyle w:val="ListParagraph"/>
-        <w:numPr>
-          <w:ilvl w:val="0"/>
-          <w:numId w:val="2"/>
-        </w:numPr>
-        <w:spacing w:after="60"/>
-      </w:pPr>
-      <w:r>
-        <w:rPr>
-          <w:color w:val="2A2620"/>
-          <w:sz w:val="21"/>
-          <w:szCs w:val="21"/>
-        </w:rPr>
-        <w:t xml:space="preserve">Tracking — a compass arrow that points toward your target, your distance, and a radar-style map of your trail.</w:t>
-      </w:r>
-    </w:p>
-    <w:p>
-      <w:pPr>
-        <w:pStyle w:val="ListParagraph"/>
-        <w:numPr>
-          <w:ilvl w:val="0"/>
-          <w:numId w:val="2"/>
-        </w:numPr>
-        <w:spacing w:after="60"/>
-      </w:pPr>
-      <w:r>
-        <w:rPr>
-          <w:color w:val="2A2620"/>
-          <w:sz w:val="21"/>
-          <w:szCs w:val="21"/>
-        </w:rPr>
-        <w:t xml:space="preserve">AR Camera — point your phone's camera at the landscape and a pink flag overlays on the live view, showing the direction to walk.</w:t>
+        <w:t xml:space="preserve">Installing NavEase</w:t>
+      </w:r>
+    </w:p>
+    <w:p>
+      <w:pPr>
+        <w:spacing w:after="140"/>
+      </w:pPr>
+      <w:r>
+        <w:rPr>
+          <w:color w:val="2A2620"/>
+          <w:sz w:val="21"/>
+          <w:szCs w:val="21"/>
+        </w:rPr>
+        <w:t xml:space="preserve">NavEase runs in the browser but installs to your home screen like a normal app. Install it rather than just bookmarking it — an installed copy runs full screen, keeps your waypoints reliably, and works without signal once loaded. The steps differ by phone:</w:t>
+      </w:r>
+    </w:p>
+    <w:p>
+      <w:pPr>
+        <w:spacing w:after="140"/>
+      </w:pPr>
+      <w:r>
+        <w:rPr>
+          <w:b/>
+          <w:bCs/>
+          <w:color w:val="2A2620"/>
+          <w:sz w:val="21"/>
+          <w:szCs w:val="21"/>
+        </w:rPr>
+        <w:t xml:space="preserve">Android (Chrome)</w:t>
+      </w:r>
+    </w:p>
+    <w:p>
+      <w:pPr>
+        <w:pStyle w:val="ListParagraph"/>
+        <w:numPr>
+          <w:ilvl w:val="0"/>
+          <w:numId w:val="3"/>
+        </w:numPr>
+        <w:spacing w:after="60"/>
+      </w:pPr>
+      <w:r>
+        <w:rPr>
+          <w:color w:val="2A2620"/>
+          <w:sz w:val="21"/>
+          <w:szCs w:val="21"/>
+        </w:rPr>
+        <w:t xml:space="preserve">Open the NavEase link in Chrome.</w:t>
+      </w:r>
+    </w:p>
+    <w:p>
+      <w:pPr>
+        <w:pStyle w:val="ListParagraph"/>
+        <w:numPr>
+          <w:ilvl w:val="0"/>
+          <w:numId w:val="3"/>
+        </w:numPr>
+        <w:spacing w:after="60"/>
+      </w:pPr>
+      <w:r>
+        <w:rPr>
+          <w:color w:val="2A2620"/>
+          <w:sz w:val="21"/>
+          <w:szCs w:val="21"/>
+        </w:rPr>
+        <w:t xml:space="preserve">Tap the three-dot menu (top right).</w:t>
+      </w:r>
+    </w:p>
+    <w:p>
+      <w:pPr>
+        <w:pStyle w:val="ListParagraph"/>
+        <w:numPr>
+          <w:ilvl w:val="0"/>
+          <w:numId w:val="3"/>
+        </w:numPr>
+        <w:spacing w:after="60"/>
+      </w:pPr>
+      <w:r>
+        <w:rPr>
+          <w:color w:val="2A2620"/>
+          <w:sz w:val="21"/>
+          <w:szCs w:val="21"/>
+        </w:rPr>
+        <w:t xml:space="preserve">Tap Install app, then confirm.</w:t>
+      </w:r>
+    </w:p>
+    <w:p>
+      <w:pPr>
+        <w:spacing w:after="140"/>
+      </w:pPr>
+      <w:r>
+        <w:rPr>
+          <w:b/>
+          <w:bCs/>
+          <w:color w:val="2A2620"/>
+          <w:sz w:val="21"/>
+          <w:szCs w:val="21"/>
+        </w:rPr>
+        <w:t xml:space="preserve">iPhone (Safari)</w:t>
+      </w:r>
+    </w:p>
+    <w:p>
+      <w:pPr>
+        <w:pStyle w:val="ListParagraph"/>
+        <w:numPr>
+          <w:ilvl w:val="0"/>
+          <w:numId w:val="4"/>
+        </w:numPr>
+        <w:spacing w:after="60"/>
+      </w:pPr>
+      <w:r>
+        <w:rPr>
+          <w:color w:val="2A2620"/>
+          <w:sz w:val="21"/>
+          <w:szCs w:val="21"/>
+        </w:rPr>
+        <w:t xml:space="preserve">Open the NavEase link in Safari. This must be Safari — Chrome on iPhone can't install web apps.</w:t>
+      </w:r>
+    </w:p>
+    <w:p>
+      <w:pPr>
+        <w:pStyle w:val="ListParagraph"/>
+        <w:numPr>
+          <w:ilvl w:val="0"/>
+          <w:numId w:val="4"/>
+        </w:numPr>
+        <w:spacing w:after="60"/>
+      </w:pPr>
+      <w:r>
+        <w:rPr>
+          <w:color w:val="2A2620"/>
+          <w:sz w:val="21"/>
+          <w:szCs w:val="21"/>
+        </w:rPr>
+        <w:t xml:space="preserve">Tap the Share button (the square with the arrow, at the bottom).</w:t>
+      </w:r>
+    </w:p>
+    <w:p>
+      <w:pPr>
+        <w:pStyle w:val="ListParagraph"/>
+        <w:numPr>
+          <w:ilvl w:val="0"/>
+          <w:numId w:val="4"/>
+        </w:numPr>
+        <w:spacing w:after="60"/>
+      </w:pPr>
+      <w:r>
+        <w:rPr>
+          <w:color w:val="2A2620"/>
+          <w:sz w:val="21"/>
+          <w:szCs w:val="21"/>
+        </w:rPr>
+        <w:t xml:space="preserve">Scroll down and tap Add to Home Screen, then Add.</w:t>
       </w:r>
     </w:p>
     <w:p>
@@ -275,209 +390,7 @@
           <w:sz w:val="20"/>
           <w:szCs w:val="20"/>
         </w:rPr>
-        <w:t xml:space="preserve">Both views use the same GPS + compass data, so you can switch between them freely mid-walk.</w:t>
-      </w:r>
-    </w:p>
-    <w:p>
-      <w:pPr>
-        <w:pStyle w:val="Heading2"/>
-        <w:spacing w:after="100" w:before="260"/>
-      </w:pPr>
-      <w:r>
-        <w:rPr>
-          <w:b/>
-          <w:bCs/>
-          <w:color w:val="D6295E"/>
-          <w:sz w:val="24"/>
-          <w:szCs w:val="24"/>
-        </w:rPr>
-        <w:t xml:space="preserve">Getting waypoints onto your phone</w:t>
-      </w:r>
-    </w:p>
-    <w:p>
-      <w:pPr>
-        <w:spacing w:after="140"/>
-      </w:pPr>
-      <w:r>
-        <w:rPr>
-          <w:color w:val="2A2620"/>
-          <w:sz w:val="21"/>
-          <w:szCs w:val="21"/>
-        </w:rPr>
-        <w:t xml:space="preserve">The normal workflow is:</w:t>
-      </w:r>
-    </w:p>
-    <w:p>
-      <w:pPr>
-        <w:pStyle w:val="ListParagraph"/>
-        <w:numPr>
-          <w:ilvl w:val="0"/>
-          <w:numId w:val="3"/>
-        </w:numPr>
-        <w:spacing w:after="60"/>
-      </w:pPr>
-      <w:r>
-        <w:rPr>
-          <w:color w:val="2A2620"/>
-          <w:sz w:val="21"/>
-          <w:szCs w:val="21"/>
-        </w:rPr>
-        <w:t xml:space="preserve">In ArcGIS Pro, select the sites you want (Select by Attributes on Method, Location, or whatever scopes it).</w:t>
-      </w:r>
-    </w:p>
-    <w:p>
-      <w:pPr>
-        <w:pStyle w:val="ListParagraph"/>
-        <w:numPr>
-          <w:ilvl w:val="0"/>
-          <w:numId w:val="3"/>
-        </w:numPr>
-        <w:spacing w:after="60"/>
-      </w:pPr>
-      <w:r>
-        <w:rPr>
-          <w:color w:val="2A2620"/>
-          <w:sz w:val="21"/>
-          <w:szCs w:val="21"/>
-        </w:rPr>
-        <w:t xml:space="preserve">Make sure the export includes coordinates — see below. This is the step that catches people out.</w:t>
-      </w:r>
-    </w:p>
-    <w:p>
-      <w:pPr>
-        <w:pStyle w:val="ListParagraph"/>
-        <w:numPr>
-          <w:ilvl w:val="0"/>
-          <w:numId w:val="3"/>
-        </w:numPr>
-        <w:spacing w:after="60"/>
-      </w:pPr>
-      <w:r>
-        <w:rPr>
-          <w:color w:val="2A2620"/>
-          <w:sz w:val="21"/>
-          <w:szCs w:val="21"/>
-        </w:rPr>
-        <w:t xml:space="preserve">Export the table, then get the file onto your phone (via Google Drive, email, or a cable).</w:t>
-      </w:r>
-    </w:p>
-    <w:p>
-      <w:pPr>
-        <w:pStyle w:val="ListParagraph"/>
-        <w:numPr>
-          <w:ilvl w:val="0"/>
-          <w:numId w:val="3"/>
-        </w:numPr>
-        <w:spacing w:after="60"/>
-      </w:pPr>
-      <w:r>
-        <w:rPr>
-          <w:color w:val="2A2620"/>
-          <w:sz w:val="21"/>
-          <w:szCs w:val="21"/>
-        </w:rPr>
-        <w:t xml:space="preserve">In NavEase, tap Import and select the file — it reads it, shows you a summary, and imports once you confirm.</w:t>
-      </w:r>
-    </w:p>
-    <w:p>
-      <w:pPr>
-        <w:pStyle w:val="Heading2"/>
-        <w:spacing w:after="100" w:before="260"/>
-      </w:pPr>
-      <w:r>
-        <w:rPr>
-          <w:b/>
-          <w:bCs/>
-          <w:color w:val="D6295E"/>
-          <w:sz w:val="24"/>
-          <w:szCs w:val="24"/>
-        </w:rPr>
-        <w:t xml:space="preserve">Making sure the export has coordinates</w:t>
-      </w:r>
-    </w:p>
-    <w:p>
-      <w:pPr>
-        <w:spacing w:after="140"/>
-      </w:pPr>
-      <w:r>
-        <w:rPr>
-          <w:color w:val="2A2620"/>
-          <w:sz w:val="21"/>
-          <w:szCs w:val="21"/>
-        </w:rPr>
-        <w:t xml:space="preserve">An ArcGIS attribute table doesn't include the point's location by default — you get all the attribute columns but no latitude or longitude, and there's nothing NavEase can do with that. If you import such a file, NavEase will tell you the coordinates are missing rather than silently importing nothing. To add them:</w:t>
-      </w:r>
-    </w:p>
-    <w:p>
-      <w:pPr>
-        <w:pStyle w:val="ListParagraph"/>
-        <w:numPr>
-          <w:ilvl w:val="0"/>
-          <w:numId w:val="3"/>
-        </w:numPr>
-        <w:spacing w:after="60"/>
-      </w:pPr>
-      <w:r>
-        <w:rPr>
-          <w:color w:val="2A2620"/>
-          <w:sz w:val="21"/>
-          <w:szCs w:val="21"/>
-        </w:rPr>
-        <w:t xml:space="preserve">In the attribute table, Add Field twice, both type Double, named Latitude and Longitude.</w:t>
-      </w:r>
-    </w:p>
-    <w:p>
-      <w:pPr>
-        <w:pStyle w:val="ListParagraph"/>
-        <w:numPr>
-          <w:ilvl w:val="0"/>
-          <w:numId w:val="3"/>
-        </w:numPr>
-        <w:spacing w:after="60"/>
-      </w:pPr>
-      <w:r>
-        <w:rPr>
-          <w:color w:val="2A2620"/>
-          <w:sz w:val="21"/>
-          <w:szCs w:val="21"/>
-        </w:rPr>
-        <w:t xml:space="preserve">Right-click the Latitude field header → Calculate Geometry. Set Property to Point y-coordinate, Coordinate System to GDA2020, and Units to Decimal Degrees.</w:t>
-      </w:r>
-    </w:p>
-    <w:p>
-      <w:pPr>
-        <w:pStyle w:val="ListParagraph"/>
-        <w:numPr>
-          <w:ilvl w:val="0"/>
-          <w:numId w:val="3"/>
-        </w:numPr>
-        <w:spacing w:after="60"/>
-      </w:pPr>
-      <w:r>
-        <w:rPr>
-          <w:color w:val="2A2620"/>
-          <w:sz w:val="21"/>
-          <w:szCs w:val="21"/>
-        </w:rPr>
-        <w:t xml:space="preserve">Repeat for Longitude, using Point x-coordinate.</w:t>
-      </w:r>
-    </w:p>
-    <w:p>
-      <w:pPr>
-        <w:pStyle w:val="ListParagraph"/>
-        <w:numPr>
-          <w:ilvl w:val="0"/>
-          <w:numId w:val="3"/>
-        </w:numPr>
-        <w:spacing w:after="60"/>
-      </w:pPr>
-      <w:r>
-        <w:rPr>
-          <w:color w:val="2A2620"/>
-          <w:sz w:val="21"/>
-          <w:szCs w:val="21"/>
-        </w:rPr>
-        <w:t xml:space="preserve">Export the table.</w:t>
+        <w:t xml:space="preserve">On Android, use “Install app” rather than “Create shortcut” — a shortcut just opens a browser tab with the address bar showing, instead of a proper full-screen app.</w:t>
       </w:r>
     </w:p>
     <w:p>
@@ -505,7 +418,7 @@
           <w:sz w:val="20"/>
           <w:szCs w:val="20"/>
         </w:rPr>
-        <w:t xml:space="preserve">Choosing a geographic coordinate system (GDA2020) rather than a projected one gives you decimal degrees directly — there's no need to produce projected X/Y values and convert them afterwards. Prefer GDA2020 over GDA94: it lines up with what your phone's GPS reports, avoiding a systematic offset of about 1.8 metres.</w:t>
+        <w:t xml:space="preserve">If you open the link and NavEase isn't installed yet, a lime banner appears under the header with the exact steps for your phone — tap the ✕ once you've installed it, or to dismiss it for good.</w:t>
       </w:r>
     </w:p>
     <w:p>
@@ -521,93 +434,7 @@
           <w:sz w:val="24"/>
           <w:szCs w:val="24"/>
         </w:rPr>
-        <w:t xml:space="preserve">What NavEase can read</w:t>
-      </w:r>
-    </w:p>
-    <w:p>
-      <w:pPr>
-        <w:pStyle w:val="ListParagraph"/>
-        <w:numPr>
-          <w:ilvl w:val="0"/>
-          <w:numId w:val="2"/>
-        </w:numPr>
-        <w:spacing w:after="60"/>
-      </w:pPr>
-      <w:r>
-        <w:rPr>
-          <w:color w:val="2A2620"/>
-          <w:sz w:val="21"/>
-          <w:szCs w:val="21"/>
-        </w:rPr>
-        <w:t xml:space="preserve">File types: .csv, .xlsx, and the older .xls format — including the direct download from ArcGIS, with no conversion needed.</w:t>
-      </w:r>
-    </w:p>
-    <w:p>
-      <w:pPr>
-        <w:pStyle w:val="ListParagraph"/>
-        <w:numPr>
-          <w:ilvl w:val="0"/>
-          <w:numId w:val="2"/>
-        </w:numPr>
-        <w:spacing w:after="60"/>
-      </w:pPr>
-      <w:r>
-        <w:rPr>
-          <w:color w:val="2A2620"/>
-          <w:sz w:val="21"/>
-          <w:szCs w:val="21"/>
-        </w:rPr>
-        <w:t xml:space="preserve">Columns are found by their header name, in any order, so you don't need to rearrange anything. It recognises Site or Name for the label, Latitude / Lat / POINT_Y for latitude, and Longitude / Lon / POINT_X for longitude.</w:t>
-      </w:r>
-    </w:p>
-    <w:p>
-      <w:pPr>
-        <w:pStyle w:val="ListParagraph"/>
-        <w:numPr>
-          <w:ilvl w:val="0"/>
-          <w:numId w:val="2"/>
-        </w:numPr>
-        <w:spacing w:after="60"/>
-      </w:pPr>
-      <w:r>
-        <w:rPr>
-          <w:color w:val="2A2620"/>
-          <w:sz w:val="21"/>
-          <w:szCs w:val="21"/>
-        </w:rPr>
-        <w:t xml:space="preserve">Extra columns (OBJECTID, Method, Notes, dates and so on) are simply ignored.</w:t>
-      </w:r>
-    </w:p>
-    <w:p>
-      <w:pPr>
-        <w:pStyle w:val="ListParagraph"/>
-        <w:numPr>
-          <w:ilvl w:val="0"/>
-          <w:numId w:val="2"/>
-        </w:numPr>
-        <w:spacing w:after="60"/>
-      </w:pPr>
-      <w:r>
-        <w:rPr>
-          <w:color w:val="2A2620"/>
-          <w:sz w:val="21"/>
-          <w:szCs w:val="21"/>
-        </w:rPr>
-        <w:t xml:space="preserve">You can also paste plain rows of name, latitude, longitude if you'd rather not use a file.</w:t>
-      </w:r>
-    </w:p>
-    <w:p>
-      <w:pPr>
-        <w:spacing w:after="200"/>
-      </w:pPr>
-      <w:r>
-        <w:rPr>
-          <w:rFonts w:ascii="Consolas" w:cs="Consolas" w:eastAsia="Consolas" w:hAnsi="Consolas"/>
-          <w:color w:val="3A332A"/>
-          <w:sz w:val="19"/>
-          <w:szCs w:val="19"/>
-        </w:rPr>
-        <w:t xml:space="preserve">Carpark North, -27.4698, 153.0251</w:t>
+        <w:t xml:space="preserve">Turning on the compass (iPhone only)</w:t>
       </w:r>
     </w:p>
     <w:p>
@@ -620,36 +447,7 @@
           <w:sz w:val="21"/>
           <w:szCs w:val="21"/>
         </w:rPr>
-        <w:t xml:space="preserve">Waypoints are sorted naturally on import, so MG01 to MG20 arrive in order even though ArcGIS exports them in creation order. MG2 correctly sorts before MG10.</w:t>
-      </w:r>
-    </w:p>
-    <w:p>
-      <w:pPr>
-        <w:pStyle w:val="Heading2"/>
-        <w:spacing w:after="100" w:before="260"/>
-      </w:pPr>
-      <w:r>
-        <w:rPr>
-          <w:b/>
-          <w:bCs/>
-          <w:color w:val="D6295E"/>
-          <w:sz w:val="24"/>
-          <w:szCs w:val="24"/>
-        </w:rPr>
-        <w:t xml:space="preserve">The import check</w:t>
-      </w:r>
-    </w:p>
-    <w:p>
-      <w:pPr>
-        <w:spacing w:after="140"/>
-      </w:pPr>
-      <w:r>
-        <w:rPr>
-          <w:color w:val="2A2620"/>
-          <w:sz w:val="21"/>
-          <w:szCs w:val="21"/>
-        </w:rPr>
-        <w:t xml:space="preserve">Before anything is saved, NavEase shows a summary: how many waypoints it found, the first and last with their coordinates, and how far the nearest and furthest are from where you're standing. Have a quick look at it — if a column has been misread, the distances will be obviously wrong (hundreds or thousands of kilometres), and you can cancel before it imports.</w:t>
+        <w:t xml:space="preserve">The first time you open NavEase on an iPhone, a green bar appears at the bottom reading “Tap to enable compass”. Tap it and allow access when prompted — Apple requires permission for motion and orientation before the direction arrow can work. You'll only need to do this once. Android phones don't ask, and won't show the bar at all.</w:t>
       </w:r>
     </w:p>
     <w:p>
@@ -669,6 +467,553 @@
           <w:sz w:val="20"/>
           <w:szCs w:val="20"/>
         </w:rPr>
+        <w:t xml:space="preserve">IF THE ARROW ISN'T WORKING  </w:t>
+      </w:r>
+      <w:r>
+        <w:rPr>
+          <w:color w:val="2A2620"/>
+          <w:sz w:val="20"/>
+          <w:szCs w:val="20"/>
+        </w:rPr>
+        <w:t xml:space="preserve">If you tap Deny by mistake, the arrow won't work. Turn it back on under Settings → Apps → Safari → Motion &amp; Orientation Access, then reopen NavEase.</w:t>
+      </w:r>
+    </w:p>
+    <w:p>
+      <w:pPr>
+        <w:pStyle w:val="Heading2"/>
+        <w:spacing w:after="100" w:before="260"/>
+      </w:pPr>
+      <w:r>
+        <w:rPr>
+          <w:b/>
+          <w:bCs/>
+          <w:color w:val="D6295E"/>
+          <w:sz w:val="24"/>
+          <w:szCs w:val="24"/>
+        </w:rPr>
+        <w:t xml:space="preserve">If location access is denied</w:t>
+      </w:r>
+    </w:p>
+    <w:p>
+      <w:pPr>
+        <w:spacing w:after="140"/>
+      </w:pPr>
+      <w:r>
+        <w:rPr>
+          <w:color w:val="2A2620"/>
+          <w:sz w:val="21"/>
+          <w:szCs w:val="21"/>
+        </w:rPr>
+        <w:t xml:space="preserve">The GPS pill in the header turns red and reads “GPS denied” if the phone hasn't granted NavEase location access — tap the pill itself and it shows the exact fix for your phone, then retries automatically once you've changed the setting.</w:t>
+      </w:r>
+    </w:p>
+    <w:p>
+      <w:pPr>
+        <w:pStyle w:val="ListParagraph"/>
+        <w:numPr>
+          <w:ilvl w:val="0"/>
+          <w:numId w:val="2"/>
+        </w:numPr>
+        <w:spacing w:after="60"/>
+      </w:pPr>
+      <w:r>
+        <w:rPr>
+          <w:color w:val="2A2620"/>
+          <w:sz w:val="21"/>
+          <w:szCs w:val="21"/>
+        </w:rPr>
+        <w:t xml:space="preserve">iPhone: tap the “ᴀA” button at the left of Safari's address bar → Website Settings → Location → Allow. If that's already set to Allow, check Settings app → Privacy &amp; Security → Location Services is turned on.</w:t>
+      </w:r>
+    </w:p>
+    <w:p>
+      <w:pPr>
+        <w:pStyle w:val="ListParagraph"/>
+        <w:numPr>
+          <w:ilvl w:val="0"/>
+          <w:numId w:val="2"/>
+        </w:numPr>
+        <w:spacing w:after="60"/>
+      </w:pPr>
+      <w:r>
+        <w:rPr>
+          <w:color w:val="2A2620"/>
+          <w:sz w:val="21"/>
+          <w:szCs w:val="21"/>
+        </w:rPr>
+        <w:t xml:space="preserve">Android: tap the lock/info icon in Chrome's address bar → Permissions → Location → Allow.</w:t>
+      </w:r>
+    </w:p>
+    <w:p>
+      <w:pPr>
+        <w:pStyle w:val="Heading2"/>
+        <w:spacing w:after="100" w:before="260"/>
+      </w:pPr>
+      <w:r>
+        <w:rPr>
+          <w:b/>
+          <w:bCs/>
+          <w:color w:val="D6295E"/>
+          <w:sz w:val="24"/>
+          <w:szCs w:val="24"/>
+        </w:rPr>
+        <w:t xml:space="preserve">The two tabs</w:t>
+      </w:r>
+    </w:p>
+    <w:p>
+      <w:pPr>
+        <w:pStyle w:val="ListParagraph"/>
+        <w:numPr>
+          <w:ilvl w:val="0"/>
+          <w:numId w:val="2"/>
+        </w:numPr>
+        <w:spacing w:after="60"/>
+      </w:pPr>
+      <w:r>
+        <w:rPr>
+          <w:color w:val="2A2620"/>
+          <w:sz w:val="21"/>
+          <w:szCs w:val="21"/>
+        </w:rPr>
+        <w:t xml:space="preserve">Tracking — a compass arrow that points toward your target, your distance, and a radar-style map of your trail.</w:t>
+      </w:r>
+    </w:p>
+    <w:p>
+      <w:pPr>
+        <w:pStyle w:val="ListParagraph"/>
+        <w:numPr>
+          <w:ilvl w:val="0"/>
+          <w:numId w:val="2"/>
+        </w:numPr>
+        <w:spacing w:after="60"/>
+      </w:pPr>
+      <w:r>
+        <w:rPr>
+          <w:color w:val="2A2620"/>
+          <w:sz w:val="21"/>
+          <w:szCs w:val="21"/>
+        </w:rPr>
+        <w:t xml:space="preserve">AR Camera — point your phone's camera at the landscape and a pink flag overlays on the live view, showing the direction to walk.</w:t>
+      </w:r>
+    </w:p>
+    <w:p>
+      <w:pPr>
+        <w:pBdr>
+          <w:left w:val="single" w:color="6B8F1A" w:sz="18" w:space="8"/>
+        </w:pBdr>
+        <w:shd w:fill="F4F2EC" w:val="clear"/>
+        <w:spacing w:after="200" w:before="80"/>
+        <w:ind w:left="120"/>
+      </w:pPr>
+      <w:r>
+        <w:rPr>
+          <w:b/>
+          <w:bCs/>
+          <w:color w:val="6B8F1A"/>
+          <w:sz w:val="20"/>
+          <w:szCs w:val="20"/>
+        </w:rPr>
+        <w:t xml:space="preserve">TIP  </w:t>
+      </w:r>
+      <w:r>
+        <w:rPr>
+          <w:color w:val="2A2620"/>
+          <w:sz w:val="20"/>
+          <w:szCs w:val="20"/>
+        </w:rPr>
+        <w:t xml:space="preserve">Both views use the same GPS + compass data, so you can switch between them freely mid-walk.</w:t>
+      </w:r>
+    </w:p>
+    <w:p>
+      <w:pPr>
+        <w:pStyle w:val="Heading2"/>
+        <w:spacing w:after="100" w:before="260"/>
+      </w:pPr>
+      <w:r>
+        <w:rPr>
+          <w:b/>
+          <w:bCs/>
+          <w:color w:val="D6295E"/>
+          <w:sz w:val="24"/>
+          <w:szCs w:val="24"/>
+        </w:rPr>
+        <w:t xml:space="preserve">Getting waypoints onto your phone</w:t>
+      </w:r>
+    </w:p>
+    <w:p>
+      <w:pPr>
+        <w:spacing w:after="140"/>
+      </w:pPr>
+      <w:r>
+        <w:rPr>
+          <w:color w:val="2A2620"/>
+          <w:sz w:val="21"/>
+          <w:szCs w:val="21"/>
+        </w:rPr>
+        <w:t xml:space="preserve">The normal workflow is:</w:t>
+      </w:r>
+    </w:p>
+    <w:p>
+      <w:pPr>
+        <w:pStyle w:val="ListParagraph"/>
+        <w:numPr>
+          <w:ilvl w:val="0"/>
+          <w:numId w:val="5"/>
+        </w:numPr>
+        <w:spacing w:after="60"/>
+      </w:pPr>
+      <w:r>
+        <w:rPr>
+          <w:color w:val="2A2620"/>
+          <w:sz w:val="21"/>
+          <w:szCs w:val="21"/>
+        </w:rPr>
+        <w:t xml:space="preserve">In ArcGIS Pro, select the sites you want (Select by Attributes on Method, Location, or whatever scopes it).</w:t>
+      </w:r>
+    </w:p>
+    <w:p>
+      <w:pPr>
+        <w:pStyle w:val="ListParagraph"/>
+        <w:numPr>
+          <w:ilvl w:val="0"/>
+          <w:numId w:val="5"/>
+        </w:numPr>
+        <w:spacing w:after="60"/>
+      </w:pPr>
+      <w:r>
+        <w:rPr>
+          <w:color w:val="2A2620"/>
+          <w:sz w:val="21"/>
+          <w:szCs w:val="21"/>
+        </w:rPr>
+        <w:t xml:space="preserve">Make sure the export includes coordinates — see below. This is the step that catches people out.</w:t>
+      </w:r>
+    </w:p>
+    <w:p>
+      <w:pPr>
+        <w:pStyle w:val="ListParagraph"/>
+        <w:numPr>
+          <w:ilvl w:val="0"/>
+          <w:numId w:val="5"/>
+        </w:numPr>
+        <w:spacing w:after="60"/>
+      </w:pPr>
+      <w:r>
+        <w:rPr>
+          <w:color w:val="2A2620"/>
+          <w:sz w:val="21"/>
+          <w:szCs w:val="21"/>
+        </w:rPr>
+        <w:t xml:space="preserve">Export the table, then get the file onto your phone (via Google Drive, email, or a cable).</w:t>
+      </w:r>
+    </w:p>
+    <w:p>
+      <w:pPr>
+        <w:pStyle w:val="ListParagraph"/>
+        <w:numPr>
+          <w:ilvl w:val="0"/>
+          <w:numId w:val="5"/>
+        </w:numPr>
+        <w:spacing w:after="60"/>
+      </w:pPr>
+      <w:r>
+        <w:rPr>
+          <w:color w:val="2A2620"/>
+          <w:sz w:val="21"/>
+          <w:szCs w:val="21"/>
+        </w:rPr>
+        <w:t xml:space="preserve">In NavEase, tap Import and select the file — it reads it, shows you a summary, and imports once you confirm.</w:t>
+      </w:r>
+    </w:p>
+    <w:p>
+      <w:pPr>
+        <w:pStyle w:val="Heading2"/>
+        <w:spacing w:after="100" w:before="260"/>
+      </w:pPr>
+      <w:r>
+        <w:rPr>
+          <w:b/>
+          <w:bCs/>
+          <w:color w:val="D6295E"/>
+          <w:sz w:val="24"/>
+          <w:szCs w:val="24"/>
+        </w:rPr>
+        <w:t xml:space="preserve">Making sure the export has coordinates</w:t>
+      </w:r>
+    </w:p>
+    <w:p>
+      <w:pPr>
+        <w:spacing w:after="140"/>
+      </w:pPr>
+      <w:r>
+        <w:rPr>
+          <w:color w:val="2A2620"/>
+          <w:sz w:val="21"/>
+          <w:szCs w:val="21"/>
+        </w:rPr>
+        <w:t xml:space="preserve">An ArcGIS attribute table doesn't include the point's location by default — you get all the attribute columns but no latitude or longitude, and there's nothing NavEase can do with that. If you import such a file, NavEase will tell you the coordinates are missing rather than silently importing nothing. To add them:</w:t>
+      </w:r>
+    </w:p>
+    <w:p>
+      <w:pPr>
+        <w:pStyle w:val="ListParagraph"/>
+        <w:numPr>
+          <w:ilvl w:val="0"/>
+          <w:numId w:val="6"/>
+        </w:numPr>
+        <w:spacing w:after="60"/>
+      </w:pPr>
+      <w:r>
+        <w:rPr>
+          <w:color w:val="2A2620"/>
+          <w:sz w:val="21"/>
+          <w:szCs w:val="21"/>
+        </w:rPr>
+        <w:t xml:space="preserve">In the attribute table, Add Field twice, both type Double, named Latitude and Longitude.</w:t>
+      </w:r>
+    </w:p>
+    <w:p>
+      <w:pPr>
+        <w:pStyle w:val="ListParagraph"/>
+        <w:numPr>
+          <w:ilvl w:val="0"/>
+          <w:numId w:val="6"/>
+        </w:numPr>
+        <w:spacing w:after="60"/>
+      </w:pPr>
+      <w:r>
+        <w:rPr>
+          <w:color w:val="2A2620"/>
+          <w:sz w:val="21"/>
+          <w:szCs w:val="21"/>
+        </w:rPr>
+        <w:t xml:space="preserve">Right-click the Latitude field header → Calculate Geometry. Set Property to Point y-coordinate, Coordinate System to GDA2020, and Units to Decimal Degrees.</w:t>
+      </w:r>
+    </w:p>
+    <w:p>
+      <w:pPr>
+        <w:pStyle w:val="ListParagraph"/>
+        <w:numPr>
+          <w:ilvl w:val="0"/>
+          <w:numId w:val="6"/>
+        </w:numPr>
+        <w:spacing w:after="60"/>
+      </w:pPr>
+      <w:r>
+        <w:rPr>
+          <w:color w:val="2A2620"/>
+          <w:sz w:val="21"/>
+          <w:szCs w:val="21"/>
+        </w:rPr>
+        <w:t xml:space="preserve">Repeat for Longitude, using Point x-coordinate.</w:t>
+      </w:r>
+    </w:p>
+    <w:p>
+      <w:pPr>
+        <w:pStyle w:val="ListParagraph"/>
+        <w:numPr>
+          <w:ilvl w:val="0"/>
+          <w:numId w:val="6"/>
+        </w:numPr>
+        <w:spacing w:after="60"/>
+      </w:pPr>
+      <w:r>
+        <w:rPr>
+          <w:color w:val="2A2620"/>
+          <w:sz w:val="21"/>
+          <w:szCs w:val="21"/>
+        </w:rPr>
+        <w:t xml:space="preserve">Export the table.</w:t>
+      </w:r>
+    </w:p>
+    <w:p>
+      <w:pPr>
+        <w:pBdr>
+          <w:left w:val="single" w:color="6B8F1A" w:sz="18" w:space="8"/>
+        </w:pBdr>
+        <w:shd w:fill="F4F2EC" w:val="clear"/>
+        <w:spacing w:after="200" w:before="80"/>
+        <w:ind w:left="120"/>
+      </w:pPr>
+      <w:r>
+        <w:rPr>
+          <w:b/>
+          <w:bCs/>
+          <w:color w:val="6B8F1A"/>
+          <w:sz w:val="20"/>
+          <w:szCs w:val="20"/>
+        </w:rPr>
+        <w:t xml:space="preserve">TIP  </w:t>
+      </w:r>
+      <w:r>
+        <w:rPr>
+          <w:color w:val="2A2620"/>
+          <w:sz w:val="20"/>
+          <w:szCs w:val="20"/>
+        </w:rPr>
+        <w:t xml:space="preserve">Choosing a geographic coordinate system (GDA2020) rather than a projected one gives you decimal degrees directly — there's no need to produce projected X/Y values and convert them afterwards. Prefer GDA2020 over GDA94: it lines up with what your phone's GPS reports, avoiding a systematic offset of about 1.8 metres.</w:t>
+      </w:r>
+    </w:p>
+    <w:p>
+      <w:pPr>
+        <w:pStyle w:val="Heading2"/>
+        <w:spacing w:after="100" w:before="260"/>
+      </w:pPr>
+      <w:r>
+        <w:rPr>
+          <w:b/>
+          <w:bCs/>
+          <w:color w:val="D6295E"/>
+          <w:sz w:val="24"/>
+          <w:szCs w:val="24"/>
+        </w:rPr>
+        <w:t xml:space="preserve">What NavEase can read</w:t>
+      </w:r>
+    </w:p>
+    <w:p>
+      <w:pPr>
+        <w:pStyle w:val="ListParagraph"/>
+        <w:numPr>
+          <w:ilvl w:val="0"/>
+          <w:numId w:val="2"/>
+        </w:numPr>
+        <w:spacing w:after="60"/>
+      </w:pPr>
+      <w:r>
+        <w:rPr>
+          <w:color w:val="2A2620"/>
+          <w:sz w:val="21"/>
+          <w:szCs w:val="21"/>
+        </w:rPr>
+        <w:t xml:space="preserve">File types: .csv, .xlsx, and the older .xls format — including the direct download from ArcGIS, with no conversion needed.</w:t>
+      </w:r>
+    </w:p>
+    <w:p>
+      <w:pPr>
+        <w:pStyle w:val="ListParagraph"/>
+        <w:numPr>
+          <w:ilvl w:val="0"/>
+          <w:numId w:val="2"/>
+        </w:numPr>
+        <w:spacing w:after="60"/>
+      </w:pPr>
+      <w:r>
+        <w:rPr>
+          <w:color w:val="2A2620"/>
+          <w:sz w:val="21"/>
+          <w:szCs w:val="21"/>
+        </w:rPr>
+        <w:t xml:space="preserve">Columns are found by their header name, in any order, so you don't need to rearrange anything. It recognises Site or Name for the label, Latitude / Lat / POINT_Y for latitude, and Longitude / Lon / POINT_X for longitude.</w:t>
+      </w:r>
+    </w:p>
+    <w:p>
+      <w:pPr>
+        <w:pStyle w:val="ListParagraph"/>
+        <w:numPr>
+          <w:ilvl w:val="0"/>
+          <w:numId w:val="2"/>
+        </w:numPr>
+        <w:spacing w:after="60"/>
+      </w:pPr>
+      <w:r>
+        <w:rPr>
+          <w:color w:val="2A2620"/>
+          <w:sz w:val="21"/>
+          <w:szCs w:val="21"/>
+        </w:rPr>
+        <w:t xml:space="preserve">Extra columns (OBJECTID, Method, Notes, dates and so on) are simply ignored.</w:t>
+      </w:r>
+    </w:p>
+    <w:p>
+      <w:pPr>
+        <w:pStyle w:val="ListParagraph"/>
+        <w:numPr>
+          <w:ilvl w:val="0"/>
+          <w:numId w:val="2"/>
+        </w:numPr>
+        <w:spacing w:after="60"/>
+      </w:pPr>
+      <w:r>
+        <w:rPr>
+          <w:color w:val="2A2620"/>
+          <w:sz w:val="21"/>
+          <w:szCs w:val="21"/>
+        </w:rPr>
+        <w:t xml:space="preserve">You can also paste plain rows of name, latitude, longitude if you'd rather not use a file.</w:t>
+      </w:r>
+    </w:p>
+    <w:p>
+      <w:pPr>
+        <w:spacing w:after="200"/>
+      </w:pPr>
+      <w:r>
+        <w:rPr>
+          <w:rFonts w:ascii="Consolas" w:cs="Consolas" w:eastAsia="Consolas" w:hAnsi="Consolas"/>
+          <w:color w:val="3A332A"/>
+          <w:sz w:val="19"/>
+          <w:szCs w:val="19"/>
+        </w:rPr>
+        <w:t xml:space="preserve">Carpark North, -27.4698, 153.0251</w:t>
+      </w:r>
+    </w:p>
+    <w:p>
+      <w:pPr>
+        <w:spacing w:after="140"/>
+      </w:pPr>
+      <w:r>
+        <w:rPr>
+          <w:color w:val="2A2620"/>
+          <w:sz w:val="21"/>
+          <w:szCs w:val="21"/>
+        </w:rPr>
+        <w:t xml:space="preserve">Waypoints are sorted naturally on import, so MG01 to MG20 arrive in order even though ArcGIS exports them in creation order. MG2 correctly sorts before MG10.</w:t>
+      </w:r>
+    </w:p>
+    <w:p>
+      <w:pPr>
+        <w:pStyle w:val="Heading2"/>
+        <w:spacing w:after="100" w:before="260"/>
+      </w:pPr>
+      <w:r>
+        <w:rPr>
+          <w:b/>
+          <w:bCs/>
+          <w:color w:val="D6295E"/>
+          <w:sz w:val="24"/>
+          <w:szCs w:val="24"/>
+        </w:rPr>
+        <w:t xml:space="preserve">The import check</w:t>
+      </w:r>
+    </w:p>
+    <w:p>
+      <w:pPr>
+        <w:spacing w:after="140"/>
+      </w:pPr>
+      <w:r>
+        <w:rPr>
+          <w:color w:val="2A2620"/>
+          <w:sz w:val="21"/>
+          <w:szCs w:val="21"/>
+        </w:rPr>
+        <w:t xml:space="preserve">Before anything is saved, NavEase shows a summary: how many waypoints it found, the first and last with their coordinates, and how far the nearest and furthest are from where you're standing. Have a quick look at it — if a column has been misread, the distances will be obviously wrong (hundreds or thousands of kilometres), and you can cancel before it imports.</w:t>
+      </w:r>
+    </w:p>
+    <w:p>
+      <w:pPr>
+        <w:pBdr>
+          <w:left w:val="single" w:color="D6295E" w:sz="18" w:space="8"/>
+        </w:pBdr>
+        <w:shd w:fill="F4F2EC" w:val="clear"/>
+        <w:spacing w:after="200" w:before="80"/>
+        <w:ind w:left="120"/>
+      </w:pPr>
+      <w:r>
+        <w:rPr>
+          <w:b/>
+          <w:bCs/>
+          <w:color w:val="D6295E"/>
+          <w:sz w:val="20"/>
+          <w:szCs w:val="20"/>
+        </w:rPr>
         <w:t xml:space="preserve">IF SOMETHING LOOKS OFF  </w:t>
       </w:r>
       <w:r>
@@ -768,6 +1113,24 @@
     </w:p>
     <w:p>
       <w:pPr>
+        <w:pStyle w:val="ListParagraph"/>
+        <w:numPr>
+          <w:ilvl w:val="0"/>
+          <w:numId w:val="2"/>
+        </w:numPr>
+        <w:spacing w:after="60"/>
+      </w:pPr>
+      <w:r>
+        <w:rPr>
+          <w:color w:val="2A2620"/>
+          <w:sz w:val="21"/>
+          <w:szCs w:val="21"/>
+        </w:rPr>
+        <w:t xml:space="preserve">At about 10 metres from your target, a banner drops down reading “Arriving: [waypoint name]” (with a buzz on Android) — the same alert used in Route mode, so you get a heads-up whether you're tracking one waypoint or a planned route.</w:t>
+      </w:r>
+    </w:p>
+    <w:p>
+      <w:pPr>
         <w:pStyle w:val="Heading1"/>
         <w:pBdr>
           <w:bottom w:val="single" w:color="6B8F1A" w:sz="6" w:space="4"/>
@@ -1006,7 +1369,7 @@
         <w:pStyle w:val="ListParagraph"/>
         <w:numPr>
           <w:ilvl w:val="0"/>
-          <w:numId w:val="3"/>
+          <w:numId w:val="7"/>
         </w:numPr>
         <w:spacing w:after="60"/>
       </w:pPr>
@@ -1024,7 +1387,7 @@
         <w:pStyle w:val="ListParagraph"/>
         <w:numPr>
           <w:ilvl w:val="0"/>
-          <w:numId w:val="3"/>
+          <w:numId w:val="7"/>
         </w:numPr>
         <w:spacing w:after="60"/>
       </w:pPr>
@@ -1042,7 +1405,7 @@
         <w:pStyle w:val="ListParagraph"/>
         <w:numPr>
           <w:ilvl w:val="0"/>
-          <w:numId w:val="3"/>
+          <w:numId w:val="7"/>
         </w:numPr>
         <w:spacing w:after="60"/>
       </w:pPr>
@@ -1060,7 +1423,7 @@
         <w:pStyle w:val="ListParagraph"/>
         <w:numPr>
           <w:ilvl w:val="0"/>
-          <w:numId w:val="3"/>
+          <w:numId w:val="7"/>
         </w:numPr>
         <w:spacing w:after="60"/>
       </w:pPr>
@@ -1176,7 +1539,7 @@
           <w:sz w:val="21"/>
           <w:szCs w:val="21"/>
         </w:rPr>
-        <w:t xml:space="preserve">At about 10 metres out, the phone buzzes and a banner drops down reading “Arriving: [waypoint name]”, so you know to start looking without staring at the screen.</w:t>
+        <w:t xml:space="preserve">At about 10 metres out, a banner drops down reading “Arriving: [waypoint name]”, so you know to start looking without staring at the screen. On Android the phone also buzzes; iPhones show the banner without a buzz, as Apple doesn't allow web apps to vibrate.</w:t>
       </w:r>
     </w:p>
     <w:p>
@@ -2076,6 +2439,30 @@
     </w:lvlOverride>
   </w:num>
   <w:num w:numId="3">
+    <w:abstractNumId w:val="3"/>
+    <w:lvlOverride w:ilvl="0">
+      <w:startOverride w:val="1"/>
+    </w:lvlOverride>
+  </w:num>
+  <w:num w:numId="4">
+    <w:abstractNumId w:val="3"/>
+    <w:lvlOverride w:ilvl="0">
+      <w:startOverride w:val="1"/>
+    </w:lvlOverride>
+  </w:num>
+  <w:num w:numId="5">
+    <w:abstractNumId w:val="3"/>
+    <w:lvlOverride w:ilvl="0">
+      <w:startOverride w:val="1"/>
+    </w:lvlOverride>
+  </w:num>
+  <w:num w:numId="6">
+    <w:abstractNumId w:val="3"/>
+    <w:lvlOverride w:ilvl="0">
+      <w:startOverride w:val="1"/>
+    </w:lvlOverride>
+  </w:num>
+  <w:num w:numId="7">
     <w:abstractNumId w:val="3"/>
     <w:lvlOverride w:ilvl="0">
       <w:startOverride w:val="1"/>
